--- a/explanations/Train-Test-Validation-Splits.docx
+++ b/explanations/Train-Test-Validation-Splits.docx
@@ -13,7 +13,7 @@
     </w:p>
     <w:p>
       <w:r>
-        <w:t>Auto-generated 2026-07-02 05:23 UTC</w:t>
+        <w:t>Auto-generated 2026-07-22 15:31 UTC</w:t>
       </w:r>
     </w:p>
     <w:p>
@@ -192,12 +192,12 @@
         <w:pStyle w:val="Heading2"/>
       </w:pPr>
       <w:r>
-        <w:t>Vision Model (Section 6)</w:t>
+        <w:t>Vision Model (Part 02)</w:t>
       </w:r>
     </w:p>
     <w:p>
       <w:r>
-        <w:t>80% train / 20% validation split within the image dataset.</w:t>
+        <w:t>Working sample: 1086 images (Clear 324 / Wet 400 / Snow 362). 78% train / 22% validation. ResNet18 selected; autoencoder retained experimentally (use_hybrid=False).</w:t>
       </w:r>
     </w:p>
     <w:p>
